--- a/data/employees/EMP084/AST-EMP084-03.docx
+++ b/data/employees/EMP084/AST-EMP084-03.docx
@@ -7,10 +7,7 @@
         <w:pStyle w:val="Heading1"/>
       </w:pPr>
       <w:r>
-        <w:rPr>
-          <w:sz w:val="36"/>
-        </w:rPr>
-        <w:t>Design specification - EMP084</w:t>
+        <w:t>Ast Emp084 03 - EMP084</w:t>
       </w:r>
     </w:p>
     <w:p>
@@ -18,130 +15,32 @@
         <w:pStyle w:val="Heading2"/>
       </w:pPr>
       <w:r>
-        <w:t>Document Metadata</w:t>
-      </w:r>
-    </w:p>
-    <w:tbl>
-      <w:tblPr>
-        <w:tblStyle w:val="TableGrid"/>
-        <w:tblW w:type="auto" w:w="0"/>
-        <w:tblLook w:firstColumn="1" w:firstRow="1" w:lastColumn="0" w:lastRow="0" w:noHBand="0" w:noVBand="1" w:val="04A0"/>
-      </w:tblPr>
-      <w:tblGrid>
-        <w:gridCol w:w="4320"/>
-        <w:gridCol w:w="4320"/>
-      </w:tblGrid>
-      <w:tr>
-        <w:tc>
-          <w:tcPr>
-            <w:tcW w:type="dxa" w:w="4320"/>
-          </w:tcPr>
-          <w:p>
-            <w:r>
-              <w:t>Author</w:t>
-            </w:r>
-          </w:p>
-        </w:tc>
-        <w:tc>
-          <w:tcPr>
-            <w:tcW w:type="dxa" w:w="4320"/>
-          </w:tcPr>
-          <w:p>
-            <w:r>
-              <w:t>Morgan Smith</w:t>
-            </w:r>
-          </w:p>
-        </w:tc>
-      </w:tr>
-      <w:tr>
-        <w:tc>
-          <w:tcPr>
-            <w:tcW w:type="dxa" w:w="4320"/>
-          </w:tcPr>
-          <w:p>
-            <w:r>
-              <w:t>Role / Department</w:t>
-            </w:r>
-          </w:p>
-        </w:tc>
-        <w:tc>
-          <w:tcPr>
-            <w:tcW w:type="dxa" w:w="4320"/>
-          </w:tcPr>
-          <w:p>
-            <w:r>
-              <w:t>Analyst | Finance</w:t>
-            </w:r>
-          </w:p>
-        </w:tc>
-      </w:tr>
-      <w:tr>
-        <w:tc>
-          <w:tcPr>
-            <w:tcW w:type="dxa" w:w="4320"/>
-          </w:tcPr>
-          <w:p>
-            <w:r>
-              <w:t>Location</w:t>
-            </w:r>
-          </w:p>
-        </w:tc>
-        <w:tc>
-          <w:tcPr>
-            <w:tcW w:type="dxa" w:w="4320"/>
-          </w:tcPr>
-          <w:p>
-            <w:r>
-              <w:t>Hsinchu</w:t>
-            </w:r>
-          </w:p>
-        </w:tc>
-      </w:tr>
-      <w:tr>
-        <w:tc>
-          <w:tcPr>
-            <w:tcW w:type="dxa" w:w="4320"/>
-          </w:tcPr>
-          <w:p>
-            <w:r>
-              <w:t>Last Modified</w:t>
-            </w:r>
-          </w:p>
-        </w:tc>
-        <w:tc>
-          <w:tcPr>
-            <w:tcW w:type="dxa" w:w="4320"/>
-          </w:tcPr>
-          <w:p>
-            <w:r>
-              <w:t>2025-03-29</w:t>
-            </w:r>
-          </w:p>
-        </w:tc>
-      </w:tr>
-    </w:tbl>
-    <w:p/>
-    <w:p>
-      <w:pPr>
-        <w:pStyle w:val="Heading2"/>
-      </w:pPr>
-      <w:r>
-        <w:t>Specification</w:t>
+        <w:t>Page 1</w:t>
       </w:r>
     </w:p>
     <w:p>
       <w:r>
-        <w:t>Design Specification: Automated P&amp;L Reporting Module</w:t>
+        <w:t>Section 1: Customer escalation analysis. EMP084 contributes to ast emp084 03 through recurring collaboration, clear ownership boundaries, and measurable outcomes. The team captures decisions, open issues, and handoffs so that knowledge remains discoverable for future programs.</w:t>
       </w:r>
     </w:p>
     <w:p>
       <w:r>
-        <w:t>Version: 3.0</w:t>
+        <w:t>Section 2: Quarterly delivery milestones. EMP084 contributes to ast emp084 03 through recurring collaboration, clear ownership boundaries, and measurable outcomes. The team captures decisions, open issues, and handoffs so that knowledge remains discoverable for future programs.</w:t>
       </w:r>
     </w:p>
     <w:p>
       <w:r>
-        <w:t>This specification details the design of the automated profit and loss reporting pipeline. Source data is extracted from the ERP system nightly. Transformations are applied in the Fabric dataflow and results published to the Power BI semantic model by 06:00 daily.</w:t>
+        <w:t>Section 3: Automation backlog refinement. EMP084 contributes to ast emp084 03 through recurring collaboration, clear ownership boundaries, and measurable outcomes. The team captures decisions, open issues, and handoffs so that knowledge remains discoverable for future programs.</w:t>
+      </w:r>
+    </w:p>
+    <w:p>
+      <w:r>
+        <w:t>Section 4: Department KPI performance. EMP084 contributes to ast emp084 03 through recurring collaboration, clear ownership boundaries, and measurable outcomes. The team captures decisions, open issues, and handoffs so that knowledge remains discoverable for future programs.</w:t>
+      </w:r>
+    </w:p>
+    <w:p>
+      <w:r>
+        <w:br w:type="page"/>
       </w:r>
     </w:p>
     <w:p>
@@ -149,12 +48,60 @@
         <w:pStyle w:val="Heading2"/>
       </w:pPr>
       <w:r>
-        <w:t>Author Competencies</w:t>
+        <w:t>Page 2</w:t>
       </w:r>
     </w:p>
     <w:p>
       <w:r>
-        <w:t>TypeScript, Synapse, Python, Power BI</w:t>
+        <w:t>Section 1: Operational risk review. EMP084 contributes to ast emp084 03 through recurring collaboration, clear ownership boundaries, and measurable outcomes. The team captures decisions, open issues, and handoffs so that knowledge remains discoverable for future programs.</w:t>
+      </w:r>
+    </w:p>
+    <w:p>
+      <w:r>
+        <w:t>Section 2: Automation backlog refinement. EMP084 contributes to ast emp084 03 through recurring collaboration, clear ownership boundaries, and measurable outcomes. The team captures decisions, open issues, and handoffs so that knowledge remains discoverable for future programs.</w:t>
+      </w:r>
+    </w:p>
+    <w:p>
+      <w:r>
+        <w:t>Section 3: Operational risk review. EMP084 contributes to ast emp084 03 through recurring collaboration, clear ownership boundaries, and measurable outcomes. The team captures decisions, open issues, and handoffs so that knowledge remains discoverable for future programs.</w:t>
+      </w:r>
+    </w:p>
+    <w:p>
+      <w:r>
+        <w:t>Section 4: Customer escalation analysis. EMP084 contributes to ast emp084 03 through recurring collaboration, clear ownership boundaries, and measurable outcomes. The team captures decisions, open issues, and handoffs so that knowledge remains discoverable for future programs.</w:t>
+      </w:r>
+    </w:p>
+    <w:p>
+      <w:r>
+        <w:br w:type="page"/>
+      </w:r>
+    </w:p>
+    <w:p>
+      <w:pPr>
+        <w:pStyle w:val="Heading2"/>
+      </w:pPr>
+      <w:r>
+        <w:t>Page 3</w:t>
+      </w:r>
+    </w:p>
+    <w:p>
+      <w:r>
+        <w:t>Section 1: Knowledge transfer and onboarding. EMP084 contributes to ast emp084 03 through recurring collaboration, clear ownership boundaries, and measurable outcomes. The team captures decisions, open issues, and handoffs so that knowledge remains discoverable for future programs.</w:t>
+      </w:r>
+    </w:p>
+    <w:p>
+      <w:r>
+        <w:t>Section 2: Department KPI performance. EMP084 contributes to ast emp084 03 through recurring collaboration, clear ownership boundaries, and measurable outcomes. The team captures decisions, open issues, and handoffs so that knowledge remains discoverable for future programs.</w:t>
+      </w:r>
+    </w:p>
+    <w:p>
+      <w:r>
+        <w:t>Section 3: Fabric semantic model planning. EMP084 contributes to ast emp084 03 through recurring collaboration, clear ownership boundaries, and measurable outcomes. The team captures decisions, open issues, and handoffs so that knowledge remains discoverable for future programs.</w:t>
+      </w:r>
+    </w:p>
+    <w:p>
+      <w:r>
+        <w:t>Section 4: Department KPI performance. EMP084 contributes to ast emp084 03 through recurring collaboration, clear ownership boundaries, and measurable outcomes. The team captures decisions, open issues, and handoffs so that knowledge remains discoverable for future programs.</w:t>
       </w:r>
     </w:p>
     <w:sectPr>
